--- a/Sprint20260921-20261002/HERO-69030_20260930_120214.docx
+++ b/Sprint20260921-20261002/HERO-69030_20260930_120214.docx
@@ -2875,206 +2875,6 @@
           <w:u w:val="none"/>
         </w:rPr>
         <w:t>6. TMS user accounts covering both a role with floorplan access and a role without floorplan access.</w:t>
-      </w:r>
-    </w:p>
-    <w:p>
-      <w:pPr>
-        <w:spacing w:before="200" w:after="120"/>
-      </w:pPr>
-      <w:r>
-        <w:rPr>
-          <w:rFonts w:ascii="Arial" w:hAnsi="Arial" w:eastAsia="Arial" w:cs="Arial"/>
-          <w:b/>
-          <w:color w:val="000000"/>
-          <w:sz w:val="26"/>
-          <w:u w:val="single"/>
-        </w:rPr>
-        <w:t>Appendix</w:t>
-      </w:r>
-    </w:p>
-    <w:p>
-      <w:pPr>
-        <w:spacing w:before="0" w:after="80"/>
-      </w:pPr>
-      <w:r>
-        <w:rPr>
-          <w:rFonts w:ascii="Arial" w:hAnsi="Arial" w:eastAsia="Arial" w:cs="Arial"/>
-          <w:b w:val="0"/>
-          <w:color w:val="000000"/>
-          <w:sz w:val="20"/>
-          <w:u w:val="none"/>
-        </w:rPr>
-        <w:t>User Story:</w:t>
-      </w:r>
-    </w:p>
-    <w:p>
-      <w:pPr>
-        <w:spacing w:before="0" w:after="80"/>
-      </w:pPr>
-      <w:r>
-        <w:rPr>
-          <w:rFonts w:ascii="Arial" w:hAnsi="Arial" w:eastAsia="Arial" w:cs="Arial"/>
-          <w:b w:val="0"/>
-          <w:color w:val="000000"/>
-          <w:sz w:val="20"/>
-          <w:u w:val="none"/>
-        </w:rPr>
-        <w:t>As a TMS user with floorplan access, I want to view detailed check information in a cart view so that I can monitor table status and guest details at a glance in a tabular format, without relying on the floorplan layout.</w:t>
-      </w:r>
-    </w:p>
-    <w:p>
-      <w:pPr>
-        <w:spacing w:before="0" w:after="80"/>
-      </w:pPr>
-      <w:r>
-        <w:rPr>
-          <w:rFonts w:ascii="Arial" w:hAnsi="Arial" w:eastAsia="Arial" w:cs="Arial"/>
-          <w:b w:val="0"/>
-          <w:color w:val="000000"/>
-          <w:sz w:val="20"/>
-          <w:u w:val="none"/>
-        </w:rPr>
-        <w:t>Current Behavior:</w:t>
-      </w:r>
-    </w:p>
-    <w:p>
-      <w:pPr>
-        <w:spacing w:before="0" w:after="80"/>
-      </w:pPr>
-      <w:r>
-        <w:rPr>
-          <w:rFonts w:ascii="Arial" w:hAnsi="Arial" w:eastAsia="Arial" w:cs="Arial"/>
-          <w:b w:val="0"/>
-          <w:color w:val="000000"/>
-          <w:sz w:val="20"/>
-          <w:u w:val="none"/>
-        </w:rPr>
-        <w:t>TMS currently only supports the floorplan view. There is no cart view available to display detailed check information in a tabular format. The floorplan view already assigns colors to represent table status; these status colors are the source of truth that the new cart view must reuse.</w:t>
-      </w:r>
-    </w:p>
-    <w:p>
-      <w:pPr>
-        <w:spacing w:before="0" w:after="80"/>
-      </w:pPr>
-      <w:r>
-        <w:rPr>
-          <w:rFonts w:ascii="Arial" w:hAnsi="Arial" w:eastAsia="Arial" w:cs="Arial"/>
-          <w:b w:val="0"/>
-          <w:color w:val="000000"/>
-          <w:sz w:val="20"/>
-          <w:u w:val="none"/>
-        </w:rPr>
-        <w:t>Expected Behavior:</w:t>
-      </w:r>
-    </w:p>
-    <w:p>
-      <w:pPr>
-        <w:spacing w:before="0" w:after="80"/>
-      </w:pPr>
-      <w:r>
-        <w:rPr>
-          <w:rFonts w:ascii="Arial" w:hAnsi="Arial" w:eastAsia="Arial" w:cs="Arial"/>
-          <w:b w:val="0"/>
-          <w:color w:val="000000"/>
-          <w:sz w:val="20"/>
-          <w:u w:val="none"/>
-        </w:rPr>
-        <w:t>TMS should support a cart view similar to POS, using the same status colors as the existing floorplan view. Users can toggle between floorplan view and cart view, keeping both available. The cart view should display Table Number (with extensions), Table Name, Table Reference, First Name, Last Name, Cover, Member Number, Membership Number, Member group account, Check total, and Last order time, controlled by per-location backend configuration. Users can sort by table number, status, cover, check total, and last order time. All columns sort ascending by default, with null/empty values always placed last. The cart view auto-refreshes periodically to keep status and totals current without user action.</w:t>
-      </w:r>
-    </w:p>
-    <w:p>
-      <w:pPr>
-        <w:spacing w:before="0" w:after="80"/>
-      </w:pPr>
-      <w:r>
-        <w:rPr>
-          <w:rFonts w:ascii="Arial" w:hAnsi="Arial" w:eastAsia="Arial" w:cs="Arial"/>
-          <w:b w:val="0"/>
-          <w:color w:val="000000"/>
-          <w:sz w:val="20"/>
-          <w:u w:val="none"/>
-        </w:rPr>
-        <w:t>Acceptance Criteria:</w:t>
-      </w:r>
-    </w:p>
-    <w:p>
-      <w:pPr>
-        <w:spacing w:before="0" w:after="40"/>
-        <w:ind w:left="720" w:hanging="240"/>
-      </w:pPr>
-      <w:r>
-        <w:rPr>
-          <w:rFonts w:ascii="Arial" w:hAnsi="Arial" w:eastAsia="Arial" w:cs="Arial"/>
-          <w:b w:val="0"/>
-          <w:color w:val="000000"/>
-          <w:sz w:val="20"/>
-          <w:u w:val="none"/>
-        </w:rPr>
-        <w:t>1. Toggle between floorplan and cart view: Given a TMS user with floorplan access is on the floorplan view, when the user activates the cart view toggle/button, then the cart view is displayed with table and check details in a tabular format; and the user can toggle back to the floorplan view; and both views remain available for the user; but a TMS user without floorplan access cannot see or activate the cart view toggle.</w:t>
-      </w:r>
-    </w:p>
-    <w:p>
-      <w:pPr>
-        <w:spacing w:before="0" w:after="40"/>
-        <w:ind w:left="720" w:hanging="240"/>
-      </w:pPr>
-      <w:r>
-        <w:rPr>
-          <w:rFonts w:ascii="Arial" w:hAnsi="Arial" w:eastAsia="Arial" w:cs="Arial"/>
-          <w:b w:val="0"/>
-          <w:color w:val="000000"/>
-          <w:sz w:val="20"/>
-          <w:u w:val="none"/>
-        </w:rPr>
-        <w:t>2. Display check detail columns per location configuration: Given the cart view is open and the per-location backend configuration defines the visible columns, when tables with open checks are loaded, then each row shows Table Number (with extensions), Table Name, Table Reference, First Name, Last Name, Cover, Member Number, Membership Number, Member group account, Check total, and Last order time; and only the columns enabled in the per-location backend configuration are displayed; but if a table has no open check, the row still appears with the table number and status, and check-related fields are empty.</w:t>
-      </w:r>
-    </w:p>
-    <w:p>
-      <w:pPr>
-        <w:spacing w:before="0" w:after="40"/>
-        <w:ind w:left="720" w:hanging="240"/>
-      </w:pPr>
-      <w:r>
-        <w:rPr>
-          <w:rFonts w:ascii="Arial" w:hAnsi="Arial" w:eastAsia="Arial" w:cs="Arial"/>
-          <w:b w:val="0"/>
-          <w:color w:val="000000"/>
-          <w:sz w:val="20"/>
-          <w:u w:val="none"/>
-        </w:rPr>
-        <w:t>3. Represent table status with floorplan colors: Given the cart view is open and tables are displayed, when a table has a given status, then the table row uses the same status color as the existing TMS floorplan view for that status.</w:t>
-      </w:r>
-    </w:p>
-    <w:p>
-      <w:pPr>
-        <w:spacing w:before="0" w:after="40"/>
-        <w:ind w:left="720" w:hanging="240"/>
-      </w:pPr>
-      <w:r>
-        <w:rPr>
-          <w:rFonts w:ascii="Arial" w:hAnsi="Arial" w:eastAsia="Arial" w:cs="Arial"/>
-          <w:b w:val="0"/>
-          <w:color w:val="000000"/>
-          <w:sz w:val="20"/>
-          <w:u w:val="none"/>
-        </w:rPr>
-        <w:t>4. Sort tables by column: Given the cart view is open and multiple tables are displayed, when the user sorts by table number, then tables are sorted numerically by base table number, then alphabetically by extension (for example 101, 101A, 101B, 102); and the user can also sort by status, cover, check total, and last order time; and all columns sort ascending by default; but if a table has no value for the selected sort column (for example no open check), it is placed at the end of the sort order.</w:t>
-      </w:r>
-    </w:p>
-    <w:p>
-      <w:pPr>
-        <w:spacing w:before="0" w:after="40"/>
-        <w:ind w:left="720" w:hanging="240"/>
-      </w:pPr>
-      <w:r>
-        <w:rPr>
-          <w:rFonts w:ascii="Arial" w:hAnsi="Arial" w:eastAsia="Arial" w:cs="Arial"/>
-          <w:b w:val="0"/>
-          <w:color w:val="000000"/>
-          <w:sz w:val="20"/>
-          <w:u w:val="none"/>
-        </w:rPr>
-        <w:t>5. Auto-refresh cart view data: Given the cart view is open, when a periodic refresh interval elapses, then the cart view auto-refreshes to keep table status and check totals current without user action; and the user's active sort order and column configuration are preserved after the refresh.</w:t>
       </w:r>
     </w:p>
     <w:sectPr>
